--- a/word_reports/LP_0004_위치_308_Various Artists_Golden Po.docx
+++ b/word_reports/LP_0004_위치_308_Various Artists_Golden Po.docx
@@ -4,7 +4,7 @@
   <w:body>
     <w:p>
       <w:pPr>
-        <w:spacing w:after="280"/>
+        <w:spacing w:after="80"/>
       </w:pPr>
       <w:r>
         <w:rPr w:rFonts="맑은 고딕">
@@ -13,94 +13,47 @@
           <w:color w:val="1E3A8A"/>
           <w:sz w:val="30"/>
         </w:rPr>
-        <w:t>[308] Various Artists - Golden Pop Song Vol. 7</w:t>
+        <w:t>Various Artists - Golden Pop Song Vol. 7</w:t>
       </w:r>
     </w:p>
     <w:p>
       <w:pPr>
-        <w:spacing w:after="320"/>
+        <w:spacing w:after="240"/>
       </w:pPr>
       <w:r>
         <w:rPr w:rFonts="맑은 고딕">
           <w:rFonts w:ascii="맑은 고딕" w:hAnsi="맑은 고딕" w:eastAsia="맑은 고딕"/>
           <w:b/>
-          <w:sz w:val="20"/>
+          <w:color w:val="4B5563"/>
+          <w:sz w:val="22"/>
         </w:rPr>
-        <w:t>■ 위치 : 308</w:t>
-        <w:br/>
-      </w:r>
-      <w:r>
-        <w:rPr w:rFonts="맑은 고딕">
-          <w:rFonts w:ascii="맑은 고딕" w:hAnsi="맑은 고딕" w:eastAsia="맑은 고딕"/>
-          <w:b/>
-          <w:sz w:val="20"/>
-        </w:rPr>
-        <w:t>■ 아티스트 : Various Artists</w:t>
-        <w:br/>
-      </w:r>
-      <w:r>
-        <w:rPr w:rFonts="맑은 고딕">
-          <w:rFonts w:ascii="맑은 고딕" w:hAnsi="맑은 고딕" w:eastAsia="맑은 고딕"/>
-          <w:b/>
-          <w:sz w:val="20"/>
-        </w:rPr>
-        <w:t>■ 앨범명 : Golden Pop Song Vol. 7</w:t>
-        <w:br/>
-      </w:r>
-      <w:r>
-        <w:rPr w:rFonts="맑은 고딕">
-          <w:rFonts w:ascii="맑은 고딕" w:hAnsi="맑은 고딕" w:eastAsia="맑은 고딕"/>
-          <w:b w:val="0"/>
-          <w:sz w:val="20"/>
-        </w:rPr>
-        <w:t>■ 음반 레이블 : Earth Record Co. (지구레코드)</w:t>
-        <w:br/>
-      </w:r>
-      <w:r>
-        <w:rPr w:rFonts="맑은 고딕">
-          <w:rFonts w:ascii="맑은 고딕" w:hAnsi="맑은 고딕" w:eastAsia="맑은 고딕"/>
-          <w:b w:val="0"/>
-          <w:sz w:val="20"/>
-        </w:rPr>
-        <w:t>■ 발매년도 : 1979</w:t>
-        <w:br/>
-      </w:r>
-      <w:r>
-        <w:rPr w:rFonts="맑은 고딕">
-          <w:rFonts w:ascii="맑은 고딕" w:hAnsi="맑은 고딕" w:eastAsia="맑은 고딕"/>
-          <w:b w:val="0"/>
-          <w:sz w:val="20"/>
-        </w:rPr>
-        <w:t>■ 장르 : Pop / Oldies / Easy Listening</w:t>
-        <w:br/>
-      </w:r>
-      <w:r>
-        <w:rPr w:rFonts="맑은 고딕">
-          <w:rFonts w:ascii="맑은 고딕" w:hAnsi="맑은 고딕" w:eastAsia="맑은 고딕"/>
-          <w:b w:val="0"/>
-          <w:sz w:val="20"/>
-        </w:rPr>
-        <w:t>■ 주요 수록곡 : 1. Carpenters - Top of the World</w:t>
-        <w:br/>
+        <w:t>위치 :  308</w:t>
       </w:r>
     </w:p>
     <w:p>
       <w:pPr>
-        <w:spacing w:after="160"/>
+        <w:spacing w:line="324" w:lineRule="auto" w:before="80" w:after="160"/>
       </w:pPr>
       <w:r>
         <w:rPr w:rFonts="맑은 고딕">
           <w:rFonts w:ascii="맑은 고딕" w:hAnsi="맑은 고딕" w:eastAsia="맑은 고딕"/>
           <w:b/>
           <w:color w:val="1F2937"/>
-          <w:sz w:val="24"/>
+          <w:sz w:val="22"/>
         </w:rPr>
-        <w:t>■ 음반 해설 및 감상 가이드</w:t>
+        <w:t xml:space="preserve">[음반 소개] </w:t>
+      </w:r>
+      <w:r>
+        <w:rPr w:rFonts="맑은 고딕">
+          <w:rFonts w:ascii="맑은 고딕" w:hAnsi="맑은 고딕" w:eastAsia="맑은 고딕"/>
+          <w:b w:val="0"/>
+          <w:sz w:val="21"/>
+        </w:rPr>
       </w:r>
     </w:p>
     <w:p>
       <w:pPr>
-        <w:spacing w:line="312" w:lineRule="auto" w:after="120"/>
+        <w:spacing w:line="324" w:lineRule="auto" w:after="120"/>
       </w:pPr>
       <w:r>
         <w:rPr w:rFonts="맑은 고딕">
@@ -108,51 +61,516 @@
           <w:b w:val="0"/>
           <w:sz w:val="21"/>
         </w:rPr>
-        <w:t>아날로그 LP 시절, 국내 팝 음악 팬들의 청각적 미학을 책임졌던 편집 음반 시리즈 중에서도 《Golden Pop Song Vol. 7》은 1970년대 황금기를 수놓은 명곡들을 집대성한 음반입니다. 라이선스 음반 시장이 본격적으로 활성화되던 시기에 발매된 이 앨범은 당시 대중의 삶과 낭만을 정서적으로 연결해 주던 음악적 이정표와도 같은 가치를 지닙니다. 당시 가장 인기를 누렸던 해외 거장들의 대표곡만을 정교하게 선곡하여, 단 한 곡도 건너뛸 수 없는 완성도를 자랑합니다.</w:t>
+        <w:t>한 시대의 눈부신 낭만과 서정을 고스란히 봉인해 둔 『Golden Pop Song Vol. 7』은 시간의 풍화를 견뎌낸 불멸의 선율들을 한자리에 모은 정갈한 음악적 보석함입니다. 황금기 팝 음악이 지닌 순수한 감수성과 유려한 오케스트레이션, 그리고 영혼을 울리는 보컬의 미학이 한 장의 바이닐 속에 조화롭게 응축되어 있습니다. 바쁜 일상에 잊혀가던 아날로그적 정취를 일깨우며, 아련한 옛 시절의 푸르른 추억 속으로 듣는 이를 깊숙이 이끄는 명 컴필레이션 음반입니다.</w:t>
       </w:r>
     </w:p>
     <w:p>
       <w:pPr>
-        <w:spacing w:line="312" w:lineRule="auto" w:after="120"/>
+        <w:spacing w:line="324" w:lineRule="auto" w:before="200" w:after="80"/>
       </w:pPr>
+      <w:r>
+        <w:rPr w:rFonts="맑은 고딕">
+          <w:rFonts w:ascii="맑은 고딕" w:hAnsi="맑은 고딕" w:eastAsia="맑은 고딕"/>
+          <w:b/>
+          <w:color w:val="1E3A8A"/>
+          <w:sz w:val="24"/>
+        </w:rPr>
+        <w:t>1. 음반 데이터</w:t>
+      </w:r>
+    </w:p>
+    <w:p>
+      <w:pPr>
+        <w:spacing w:line="324" w:lineRule="auto" w:after="80"/>
+      </w:pPr>
+      <w:r>
+        <w:rPr w:rFonts="맑은 고딕">
+          <w:rFonts w:ascii="맑은 고딕" w:hAnsi="맑은 고딕" w:eastAsia="맑은 고딕"/>
+          <w:b w:val="0"/>
+          <w:color w:val="6B7280"/>
+          <w:sz w:val="21"/>
+        </w:rPr>
+        <w:t xml:space="preserve">· </w:t>
+      </w:r>
+      <w:r>
+        <w:rPr w:rFonts="맑은 고딕">
+          <w:rFonts w:ascii="맑은 고딕" w:hAnsi="맑은 고딕" w:eastAsia="맑은 고딕"/>
+          <w:b/>
+          <w:color w:val="1F2937"/>
+          <w:sz w:val="21"/>
+        </w:rPr>
+        <w:t xml:space="preserve">앨범명: </w:t>
+      </w:r>
       <w:r>
         <w:rPr w:rFonts="맑은 고딕">
           <w:rFonts w:ascii="맑은 고딕" w:hAnsi="맑은 고딕" w:eastAsia="맑은 고딕"/>
           <w:b w:val="0"/>
           <w:sz w:val="21"/>
         </w:rPr>
-        <w:t>음악적으로 이 앨범은 팝의 대중적인 선율감과 당대 세련된 편곡 기법의 정수를 보여줍니다. 카펜터스(Carpenters)의 카렌 카펜터가 선사하는 따뜻하고 단아한 보컬 음색을 시작으로, 사이먼 앤 가펑클(Simon &amp; Garfunkel)의 천상적인 화음이 어우러지며 리스너를 깊은 정서적 울림으로 이끕니다. 또한, 빌리 조엘(Billy Joel)의 담백하면서도 호소력 짙은 피아노 발라드와 치카고(Chicago)의 풍성한 브라스 세션이 조화를 이루어 아날로그 음반 특유의 풍성한 공간감을 선사합니다.</w:t>
+        <w:t>Golden Pop Song Vol. 7</w:t>
       </w:r>
     </w:p>
     <w:p>
       <w:pPr>
-        <w:spacing w:line="312" w:lineRule="auto" w:after="120"/>
+        <w:spacing w:line="324" w:lineRule="auto" w:after="80"/>
       </w:pPr>
+      <w:r>
+        <w:rPr w:rFonts="맑은 고딕">
+          <w:rFonts w:ascii="맑은 고딕" w:hAnsi="맑은 고딕" w:eastAsia="맑은 고딕"/>
+          <w:b w:val="0"/>
+          <w:color w:val="6B7280"/>
+          <w:sz w:val="21"/>
+        </w:rPr>
+        <w:t xml:space="preserve">· </w:t>
+      </w:r>
+      <w:r>
+        <w:rPr w:rFonts="맑은 고딕">
+          <w:rFonts w:ascii="맑은 고딕" w:hAnsi="맑은 고딕" w:eastAsia="맑은 고딕"/>
+          <w:b/>
+          <w:color w:val="1F2937"/>
+          <w:sz w:val="21"/>
+        </w:rPr>
+        <w:t xml:space="preserve">아티스트: </w:t>
+      </w:r>
       <w:r>
         <w:rPr w:rFonts="맑은 고딕">
           <w:rFonts w:ascii="맑은 고딕" w:hAnsi="맑은 고딕" w:eastAsia="맑은 고딕"/>
           <w:b w:val="0"/>
           <w:sz w:val="21"/>
         </w:rPr>
-        <w:t>앨범의 감상 포인트는 시대를 초월하여 사랑받는 수록곡들이 만들어내는 완벽한 완급 조절에 있습니다. 아바(ABBA)의 'Dancing Queen'이 전해주는 경쾌하고 화려한 디스코 리듬과 올리비아 뉴튼 존(Olivia Newton-John)의 컨트리 팝 스타일이 분위기를 환기시키는 한편, 음반 전체를 관통하는 서정적인 메인 멜로디 라인은 듣는 이로 하여금 깊은 향수와 편안함을 느끼게 합니다.</w:t>
+        <w:t>Various Artists</w:t>
       </w:r>
     </w:p>
     <w:p>
       <w:pPr>
-        <w:spacing w:line="312" w:lineRule="auto" w:after="120"/>
+        <w:spacing w:line="324" w:lineRule="auto" w:after="80"/>
       </w:pPr>
+      <w:r>
+        <w:rPr w:rFonts="맑은 고딕">
+          <w:rFonts w:ascii="맑은 고딕" w:hAnsi="맑은 고딕" w:eastAsia="맑은 고딕"/>
+          <w:b w:val="0"/>
+          <w:color w:val="6B7280"/>
+          <w:sz w:val="21"/>
+        </w:rPr>
+        <w:t xml:space="preserve">· </w:t>
+      </w:r>
+      <w:r>
+        <w:rPr w:rFonts="맑은 고딕">
+          <w:rFonts w:ascii="맑은 고딕" w:hAnsi="맑은 고딕" w:eastAsia="맑은 고딕"/>
+          <w:b/>
+          <w:color w:val="1F2937"/>
+          <w:sz w:val="21"/>
+        </w:rPr>
+        <w:t xml:space="preserve">발매 정보: </w:t>
+      </w:r>
       <w:r>
         <w:rPr w:rFonts="맑은 고딕">
           <w:rFonts w:ascii="맑은 고딕" w:hAnsi="맑은 고딕" w:eastAsia="맑은 고딕"/>
           <w:b w:val="0"/>
           <w:sz w:val="21"/>
         </w:rPr>
-        <w:t>바이닐(LP) 특유의 따뜻하고 따스한 노이즈와 함께 울려 퍼지는 이 음반은, 단순한 추억의 소환을 넘어 20세기 팝 음악이 지닌 보편적 아름다움을 재확인시켜 줍니다. 정교한 밸런스로 배치된 트랙들은 오늘날의 디지털 음원에서는 느끼기 힘든 앨범 단위 감상의 몰입감을 선사하며, 클래식 팝의 진수를 품격 있게 음미할 수 있는 뛰어난 가작입니다.</w:t>
+        <w:t>1970~80년대 한국 음반 문화의 부흥기에 명문 레코드사에서 기획·발매한 유서 깊은 '골든 팝' 시리즈의 일환으로, 당시 국내 애호가들의 높은 심미안과 감성을 충족시키기 위해 엄선된 서양 팝의 걸작들을 정성스럽게 집대성하여 선보인 음반입니다.</w:t>
+      </w:r>
+    </w:p>
+    <w:p>
+      <w:pPr>
+        <w:spacing w:line="324" w:lineRule="auto" w:after="80"/>
+      </w:pPr>
+      <w:r>
+        <w:rPr w:rFonts="맑은 고딕">
+          <w:rFonts w:ascii="맑은 고딕" w:hAnsi="맑은 고딕" w:eastAsia="맑은 고딕"/>
+          <w:b w:val="0"/>
+          <w:color w:val="6B7280"/>
+          <w:sz w:val="21"/>
+        </w:rPr>
+        <w:t xml:space="preserve">· </w:t>
+      </w:r>
+      <w:r>
+        <w:rPr w:rFonts="맑은 고딕">
+          <w:rFonts w:ascii="맑은 고딕" w:hAnsi="맑은 고딕" w:eastAsia="맑은 고딕"/>
+          <w:b/>
+          <w:color w:val="1F2937"/>
+          <w:sz w:val="21"/>
+        </w:rPr>
+        <w:t xml:space="preserve">LP 인기도(판매량): </w:t>
+      </w:r>
+      <w:r>
+        <w:rPr w:rFonts="맑은 고딕">
+          <w:rFonts w:ascii="맑은 고딕" w:hAnsi="맑은 고딕" w:eastAsia="맑은 고딕"/>
+          <w:b w:val="0"/>
+          <w:sz w:val="21"/>
+        </w:rPr>
+        <w:t>발매 당시 음악 다방과 라디오 리퀘스트 프로그램을 장악하며 당대 청년 세대의 필청 음반으로 각광받았고, 골든 팝 시리즈 전반이 꾸준한 스테디셀러를 기록하며 오랫동안 대중의 뜨거운 사랑을 받았습니다.</w:t>
+      </w:r>
+    </w:p>
+    <w:p>
+      <w:pPr>
+        <w:spacing w:line="324" w:lineRule="auto" w:after="80"/>
+      </w:pPr>
+      <w:r>
+        <w:rPr w:rFonts="맑은 고딕">
+          <w:rFonts w:ascii="맑은 고딕" w:hAnsi="맑은 고딕" w:eastAsia="맑은 고딕"/>
+          <w:b w:val="0"/>
+          <w:color w:val="6B7280"/>
+          <w:sz w:val="21"/>
+        </w:rPr>
+        <w:t xml:space="preserve">· </w:t>
+      </w:r>
+      <w:r>
+        <w:rPr w:rFonts="맑은 고딕">
+          <w:rFonts w:ascii="맑은 고딕" w:hAnsi="맑은 고딕" w:eastAsia="맑은 고딕"/>
+          <w:b/>
+          <w:color w:val="1F2937"/>
+          <w:sz w:val="21"/>
+        </w:rPr>
+        <w:t xml:space="preserve">각종 수상경력: </w:t>
+      </w:r>
+      <w:r>
+        <w:rPr w:rFonts="맑은 고딕">
+          <w:rFonts w:ascii="맑은 고딕" w:hAnsi="맑은 고딕" w:eastAsia="맑은 고딕"/>
+          <w:b w:val="0"/>
+          <w:sz w:val="21"/>
+        </w:rPr>
+        <w:t>옴니버스 음반의 특성상 단일 수상 기록은 없으나, 수록된 트랙 대다수가 미국 그래미 어워드, 빌보드 핫 100 차트 및 영국 오피셜 차트 상위권을 석권했던 당대 최고 권위의 명곡들로 채워져 그 음악적 위상을 확고히 증명합니다.</w:t>
+      </w:r>
+    </w:p>
+    <w:p>
+      <w:pPr>
+        <w:spacing w:line="324" w:lineRule="auto" w:before="200" w:after="80"/>
+      </w:pPr>
+      <w:r>
+        <w:rPr w:rFonts="맑은 고딕">
+          <w:rFonts w:ascii="맑은 고딕" w:hAnsi="맑은 고딕" w:eastAsia="맑은 고딕"/>
+          <w:b/>
+          <w:color w:val="1E3A8A"/>
+          <w:sz w:val="24"/>
+        </w:rPr>
+        <w:t>2. 아티스트 정보</w:t>
+      </w:r>
+    </w:p>
+    <w:p>
+      <w:pPr>
+        <w:spacing w:line="324" w:lineRule="auto" w:after="80"/>
+      </w:pPr>
+      <w:r>
+        <w:rPr w:rFonts="맑은 고딕">
+          <w:rFonts w:ascii="맑은 고딕" w:hAnsi="맑은 고딕" w:eastAsia="맑은 고딕"/>
+          <w:b w:val="0"/>
+          <w:color w:val="6B7280"/>
+          <w:sz w:val="21"/>
+        </w:rPr>
+        <w:t xml:space="preserve">· </w:t>
+      </w:r>
+      <w:r>
+        <w:rPr w:rFonts="맑은 고딕">
+          <w:rFonts w:ascii="맑은 고딕" w:hAnsi="맑은 고딕" w:eastAsia="맑은 고딕"/>
+          <w:b/>
+          <w:color w:val="1F2937"/>
+          <w:sz w:val="21"/>
+        </w:rPr>
+        <w:t xml:space="preserve">국적: </w:t>
+      </w:r>
+      <w:r>
+        <w:rPr w:rFonts="맑은 고딕">
+          <w:rFonts w:ascii="맑은 고딕" w:hAnsi="맑은 고딕" w:eastAsia="맑은 고딕"/>
+          <w:b w:val="0"/>
+          <w:sz w:val="21"/>
+        </w:rPr>
+        <w:t>미국, 영국 등 다국적 (Multi-national)</w:t>
+      </w:r>
+    </w:p>
+    <w:p>
+      <w:pPr>
+        <w:spacing w:line="324" w:lineRule="auto" w:after="80"/>
+      </w:pPr>
+      <w:r>
+        <w:rPr w:rFonts="맑은 고딕">
+          <w:rFonts w:ascii="맑은 고딕" w:hAnsi="맑은 고딕" w:eastAsia="맑은 고딕"/>
+          <w:b w:val="0"/>
+          <w:color w:val="6B7280"/>
+          <w:sz w:val="21"/>
+        </w:rPr>
+        <w:t xml:space="preserve">· </w:t>
+      </w:r>
+      <w:r>
+        <w:rPr w:rFonts="맑은 고딕">
+          <w:rFonts w:ascii="맑은 고딕" w:hAnsi="맑은 고딕" w:eastAsia="맑은 고딕"/>
+          <w:b/>
+          <w:color w:val="1F2937"/>
+          <w:sz w:val="21"/>
+        </w:rPr>
+        <w:t xml:space="preserve">생몰년도: </w:t>
+      </w:r>
+      <w:r>
+        <w:rPr w:rFonts="맑은 고딕">
+          <w:rFonts w:ascii="맑은 고딕" w:hAnsi="맑은 고딕" w:eastAsia="맑은 고딕"/>
+          <w:b w:val="0"/>
+          <w:sz w:val="21"/>
+        </w:rPr>
+        <w:t>1960년대 ~ 1980년대 팝 음악의 황금기를 빛낸 거장들</w:t>
+      </w:r>
+    </w:p>
+    <w:p>
+      <w:pPr>
+        <w:spacing w:line="324" w:lineRule="auto" w:after="80"/>
+      </w:pPr>
+      <w:r>
+        <w:rPr w:rFonts="맑은 고딕">
+          <w:rFonts w:ascii="맑은 고딕" w:hAnsi="맑은 고딕" w:eastAsia="맑은 고딕"/>
+          <w:b w:val="0"/>
+          <w:color w:val="6B7280"/>
+          <w:sz w:val="21"/>
+        </w:rPr>
+        <w:t xml:space="preserve">· </w:t>
+      </w:r>
+      <w:r>
+        <w:rPr w:rFonts="맑은 고딕">
+          <w:rFonts w:ascii="맑은 고딕" w:hAnsi="맑은 고딕" w:eastAsia="맑은 고딕"/>
+          <w:b/>
+          <w:color w:val="1F2937"/>
+          <w:sz w:val="21"/>
+        </w:rPr>
+        <w:t xml:space="preserve">그룹 소속: </w:t>
+      </w:r>
+      <w:r>
+        <w:rPr w:rFonts="맑은 고딕">
+          <w:rFonts w:ascii="맑은 고딕" w:hAnsi="맑은 고딕" w:eastAsia="맑은 고딕"/>
+          <w:b w:val="0"/>
+          <w:sz w:val="21"/>
+        </w:rPr>
+        <w:t>옴니버스 (Various Artists)</w:t>
+      </w:r>
+    </w:p>
+    <w:p>
+      <w:pPr>
+        <w:spacing w:line="324" w:lineRule="auto" w:after="80"/>
+      </w:pPr>
+      <w:r>
+        <w:rPr w:rFonts="맑은 고딕">
+          <w:rFonts w:ascii="맑은 고딕" w:hAnsi="맑은 고딕" w:eastAsia="맑은 고딕"/>
+          <w:b w:val="0"/>
+          <w:color w:val="6B7280"/>
+          <w:sz w:val="21"/>
+        </w:rPr>
+        <w:t xml:space="preserve">· </w:t>
+      </w:r>
+      <w:r>
+        <w:rPr w:rFonts="맑은 고딕">
+          <w:rFonts w:ascii="맑은 고딕" w:hAnsi="맑은 고딕" w:eastAsia="맑은 고딕"/>
+          <w:b/>
+          <w:color w:val="1F2937"/>
+          <w:sz w:val="21"/>
+        </w:rPr>
+        <w:t xml:space="preserve">아티스트 소개: </w:t>
+      </w:r>
+      <w:r>
+        <w:rPr w:rFonts="맑은 고딕">
+          <w:rFonts w:ascii="맑은 고딕" w:hAnsi="맑은 고딕" w:eastAsia="맑은 고딕"/>
+          <w:b w:val="0"/>
+          <w:sz w:val="21"/>
+        </w:rPr>
+        <w:t>팝과 록, 포크와 소울의 경계를 넘나들며 현대 대중음악의 찬란한 기틀을 마련한 불세출의 보컬리스트들과 전설적인 밴드들이 참여하였습니다. 각 아티스트는 독창적인 음색과 탁월한 멜로디 감각으로 세대를 초월한 감동을 선사하며, 오늘날까지도 음악 애호가들에게 영원한 클래식으로 추앙받고 있습니다.</w:t>
+      </w:r>
+    </w:p>
+    <w:p>
+      <w:pPr>
+        <w:spacing w:line="324" w:lineRule="auto" w:before="200" w:after="80"/>
+      </w:pPr>
+      <w:r>
+        <w:rPr w:rFonts="맑은 고딕">
+          <w:rFonts w:ascii="맑은 고딕" w:hAnsi="맑은 고딕" w:eastAsia="맑은 고딕"/>
+          <w:b/>
+          <w:color w:val="1E3A8A"/>
+          <w:sz w:val="24"/>
+        </w:rPr>
+        <w:t>3. 음반 상세 분석</w:t>
+      </w:r>
+    </w:p>
+    <w:p>
+      <w:pPr>
+        <w:spacing w:line="324" w:lineRule="auto" w:after="80"/>
+      </w:pPr>
+      <w:r>
+        <w:rPr w:rFonts="맑은 고딕">
+          <w:rFonts w:ascii="맑은 고딕" w:hAnsi="맑은 고딕" w:eastAsia="맑은 고딕"/>
+          <w:b w:val="0"/>
+          <w:color w:val="6B7280"/>
+          <w:sz w:val="21"/>
+        </w:rPr>
+        <w:t xml:space="preserve">· </w:t>
+      </w:r>
+      <w:r>
+        <w:rPr w:rFonts="맑은 고딕">
+          <w:rFonts w:ascii="맑은 고딕" w:hAnsi="맑은 고딕" w:eastAsia="맑은 고딕"/>
+          <w:b/>
+          <w:color w:val="1F2937"/>
+          <w:sz w:val="21"/>
+        </w:rPr>
+        <w:t xml:space="preserve">역사적 위치: </w:t>
+      </w:r>
+      <w:r>
+        <w:rPr w:rFonts="맑은 고딕">
+          <w:rFonts w:ascii="맑은 고딕" w:hAnsi="맑은 고딕" w:eastAsia="맑은 고딕"/>
+          <w:b w:val="0"/>
+          <w:sz w:val="21"/>
+        </w:rPr>
+        <w:t>단편적인 유행가를 넘어 수십 년이 흐른 지금까지도 생명력을 잃지 않는 에버그린 팝송들을 균형감 있게 조망한 교과서적인 앨범입니다. 대중음악이 예술적 완결성과 대중적 호소력을 동시에 성취했던 절정기의 미학을 온전히 보존하고 있다는 점에서 역사적 의의가 깊습니다.</w:t>
+      </w:r>
+    </w:p>
+    <w:p>
+      <w:pPr>
+        <w:spacing w:line="324" w:lineRule="auto" w:after="80"/>
+      </w:pPr>
+      <w:r>
+        <w:rPr w:rFonts="맑은 고딕">
+          <w:rFonts w:ascii="맑은 고딕" w:hAnsi="맑은 고딕" w:eastAsia="맑은 고딕"/>
+          <w:b w:val="0"/>
+          <w:color w:val="6B7280"/>
+          <w:sz w:val="21"/>
+        </w:rPr>
+        <w:t xml:space="preserve">· </w:t>
+      </w:r>
+      <w:r>
+        <w:rPr w:rFonts="맑은 고딕">
+          <w:rFonts w:ascii="맑은 고딕" w:hAnsi="맑은 고딕" w:eastAsia="맑은 고딕"/>
+          <w:b/>
+          <w:color w:val="1F2937"/>
+          <w:sz w:val="21"/>
+        </w:rPr>
+        <w:t xml:space="preserve">시대의 흔적(스토리텔링): </w:t>
+      </w:r>
+      <w:r>
+        <w:rPr w:rFonts="맑은 고딕">
+          <w:rFonts w:ascii="맑은 고딕" w:hAnsi="맑은 고딕" w:eastAsia="맑은 고딕"/>
+          <w:b w:val="0"/>
+          <w:sz w:val="21"/>
+        </w:rPr>
+        <w:t>턴테이블의 바늘이 미끄러지듯 돌아가던 아날로그 음악 감상실, DJ의 나지막한 오프닝 멘트 뒤로 번지던 음악과 청춘들의 설렘이 음구(Groove)마다 아로새겨져 있습니다. 격동과 낭만이 공존하던 그 시절을 통과해 온 세대에게는 눈부신 회상의 시간을, 현대의 리스너에게는 잊힌 노스탤지어를 선물합니다.</w:t>
+      </w:r>
+    </w:p>
+    <w:p>
+      <w:pPr>
+        <w:spacing w:line="324" w:lineRule="auto" w:before="200" w:after="80"/>
+      </w:pPr>
+      <w:r>
+        <w:rPr w:rFonts="맑은 고딕">
+          <w:rFonts w:ascii="맑은 고딕" w:hAnsi="맑은 고딕" w:eastAsia="맑은 고딕"/>
+          <w:b/>
+          <w:color w:val="1E3A8A"/>
+          <w:sz w:val="24"/>
+        </w:rPr>
+        <w:t>4. 주요 수록곡 및 감상 제언</w:t>
+      </w:r>
+    </w:p>
+    <w:p>
+      <w:pPr>
+        <w:spacing w:line="324" w:lineRule="auto" w:after="80"/>
+      </w:pPr>
+      <w:r>
+        <w:rPr w:rFonts="맑은 고딕">
+          <w:rFonts w:ascii="맑은 고딕" w:hAnsi="맑은 고딕" w:eastAsia="맑은 고딕"/>
+          <w:b w:val="0"/>
+          <w:color w:val="6B7280"/>
+          <w:sz w:val="21"/>
+        </w:rPr>
+        <w:t xml:space="preserve">· </w:t>
+      </w:r>
+      <w:r>
+        <w:rPr w:rFonts="맑은 고딕">
+          <w:rFonts w:ascii="맑은 고딕" w:hAnsi="맑은 고딕" w:eastAsia="맑은 고딕"/>
+          <w:b/>
+          <w:color w:val="1F2937"/>
+          <w:sz w:val="21"/>
+        </w:rPr>
+        <w:t xml:space="preserve">주요 수록곡 특징: </w:t>
+      </w:r>
+      <w:r>
+        <w:rPr w:rFonts="맑은 고딕">
+          <w:rFonts w:ascii="맑은 고딕" w:hAnsi="맑은 고딕" w:eastAsia="맑은 고딕"/>
+          <w:b w:val="0"/>
+          <w:sz w:val="21"/>
+        </w:rPr>
+        <w:t>유려한 현악 스트링과 감미로운 멜로디가 돋보이는 스탠더드 발라드부터 서정미 넘치는 소프트 록과 어쿠스틱 포크 넘버들이 유기적인 흐름을 이룹니다. 각 곡마다 절제된 편곡과 진솔한 노랫말이 돋보이며, 인간의 보편적인 사랑과 그리움을 담담하고도 깊은 울림으로 전달합니다.</w:t>
+      </w:r>
+    </w:p>
+    <w:p>
+      <w:pPr>
+        <w:spacing w:line="324" w:lineRule="auto" w:after="80"/>
+      </w:pPr>
+      <w:r>
+        <w:rPr w:rFonts="맑은 고딕">
+          <w:rFonts w:ascii="맑은 고딕" w:hAnsi="맑은 고딕" w:eastAsia="맑은 고딕"/>
+          <w:b w:val="0"/>
+          <w:color w:val="6B7280"/>
+          <w:sz w:val="21"/>
+        </w:rPr>
+        <w:t xml:space="preserve">· </w:t>
+      </w:r>
+      <w:r>
+        <w:rPr w:rFonts="맑은 고딕">
+          <w:rFonts w:ascii="맑은 고딕" w:hAnsi="맑은 고딕" w:eastAsia="맑은 고딕"/>
+          <w:b/>
+          <w:color w:val="1F2937"/>
+          <w:sz w:val="21"/>
+        </w:rPr>
+        <w:t xml:space="preserve">빈티지 감상 제언: </w:t>
+      </w:r>
+      <w:r>
+        <w:rPr w:rFonts="맑은 고딕">
+          <w:rFonts w:ascii="맑은 고딕" w:hAnsi="맑은 고딕" w:eastAsia="맑은 고딕"/>
+          <w:b w:val="0"/>
+          <w:sz w:val="21"/>
+        </w:rPr>
+        <w:t>진공관 앰프 특유의 두툼하고 따뜻한 중역대 질감과 부드러운 아날로그 카트리지가 만났을 때 진가를 발휘합니다. 스피커를 통해 번져 나오는 특유의 미세한 표면 잡음(Surface Noise)과 공간감은 디지털 음원에서는 느낄 수 없는 바이닐만의 독보적인 온기를 고스란히 체감하게 합니다.</w:t>
+      </w:r>
+    </w:p>
+    <w:p>
+      <w:pPr>
+        <w:spacing w:line="324" w:lineRule="auto" w:after="80"/>
+      </w:pPr>
+      <w:r>
+        <w:rPr w:rFonts="맑은 고딕">
+          <w:rFonts w:ascii="맑은 고딕" w:hAnsi="맑은 고딕" w:eastAsia="맑은 고딕"/>
+          <w:b w:val="0"/>
+          <w:color w:val="6B7280"/>
+          <w:sz w:val="21"/>
+        </w:rPr>
+        <w:t xml:space="preserve">· </w:t>
+      </w:r>
+      <w:r>
+        <w:rPr w:rFonts="맑은 고딕">
+          <w:rFonts w:ascii="맑은 고딕" w:hAnsi="맑은 고딕" w:eastAsia="맑은 고딕"/>
+          <w:b/>
+          <w:color w:val="1F2937"/>
+          <w:sz w:val="21"/>
+        </w:rPr>
+        <w:t xml:space="preserve">소장 가치: </w:t>
+      </w:r>
+      <w:r>
+        <w:rPr w:rFonts="맑은 고딕">
+          <w:rFonts w:ascii="맑은 고딕" w:hAnsi="맑은 고딕" w:eastAsia="맑은 고딕"/>
+          <w:b w:val="0"/>
+          <w:sz w:val="21"/>
+        </w:rPr>
+        <w:t>한 시대를 풍미한 다채로운 명곡들을 단 한 장의 LP로 조우할 수 있는 뛰어난 선곡 완성도를 지니고 있습니다. 당시의 정취가 오롯이 깃든 슬리브 디자인과 깊이 있는 아날로그 사운드를 동시에 누릴 수 있어, 정통 팝 바이닐 컬렉터라면 반드시 랙의 한자리에 꽂아두어야 할 소중한 음반입니다.</w:t>
+      </w:r>
+    </w:p>
+    <w:p>
+      <w:pPr>
+        <w:spacing w:line="324" w:lineRule="auto" w:after="120" w:before="160"/>
+      </w:pPr>
+      <w:r>
+        <w:rPr w:rFonts="맑은 고딕">
+          <w:rFonts w:ascii="맑은 고딕" w:hAnsi="맑은 고딕" w:eastAsia="맑은 고딕"/>
+          <w:b/>
+          <w:color w:val="4338CA"/>
+          <w:sz w:val="21"/>
+        </w:rPr>
+        <w:t>이 음반을 통해 아득한 세월의 결을 넘어 불멸의 선율이 전해주는 감동을 다시 한번 경험해 보시는 것은 어떨까요?</w:t>
       </w:r>
     </w:p>
     <w:sectPr>
       <w:pgSz w:w="12240" w:h="15840"/>
-      <w:pgMar w:top="1440" w:right="1440" w:bottom="1440" w:left="1440" w:header="720" w:footer="720" w:gutter="0"/>
+      <w:pgMar w:top="1152" w:right="1296" w:bottom="1152" w:left="1296" w:header="720" w:footer="720" w:gutter="0"/>
       <w:cols w:space="720"/>
       <w:docGrid w:linePitch="360"/>
     </w:sectPr>

--- a/word_reports/LP_0004_위치_308_Various Artists_Golden Po.docx
+++ b/word_reports/LP_0004_위치_308_Various Artists_Golden Po.docx
@@ -32,7 +32,7 @@
     </w:p>
     <w:p>
       <w:pPr>
-        <w:spacing w:line="324" w:lineRule="auto" w:before="80" w:after="160"/>
+        <w:spacing w:line="324" w:lineRule="auto" w:before="80" w:after="120"/>
       </w:pPr>
       <w:r>
         <w:rPr w:rFonts="맑은 고딕">
@@ -42,13 +42,6 @@
           <w:sz w:val="22"/>
         </w:rPr>
         <w:t xml:space="preserve">[음반 소개] </w:t>
-      </w:r>
-      <w:r>
-        <w:rPr w:rFonts="맑은 고딕">
-          <w:rFonts w:ascii="맑은 고딕" w:hAnsi="맑은 고딕" w:eastAsia="맑은 고딕"/>
-          <w:b w:val="0"/>
-          <w:sz w:val="21"/>
-        </w:rPr>
       </w:r>
     </w:p>
     <w:p>
@@ -61,7 +54,33 @@
           <w:b w:val="0"/>
           <w:sz w:val="21"/>
         </w:rPr>
-        <w:t>한 시대의 눈부신 낭만과 서정을 고스란히 봉인해 둔 『Golden Pop Song Vol. 7』은 시간의 풍화를 견뎌낸 불멸의 선율들을 한자리에 모은 정갈한 음악적 보석함입니다. 황금기 팝 음악이 지닌 순수한 감수성과 유려한 오케스트레이션, 그리고 영혼을 울리는 보컬의 미학이 한 장의 바이닐 속에 조화롭게 응축되어 있습니다. 바쁜 일상에 잊혀가던 아날로그적 정취를 일깨우며, 아련한 옛 시절의 푸르른 추억 속으로 듣는 이를 깊숙이 이끄는 명 컴필레이션 음반입니다.</w:t>
+        <w:t>음악의 역사는 무수히 명멸해 간 선율들의 퇴적물 위에 세워진 거대한 신전과도 같습니다. 20세기 중후반을 화려하게 수놓았던 영미 팝 음악의 황금기는, 단순한 대중오락을 넘어 시대의 불안을 위무하고 청춘의 꿈과 사랑을 대변하던 인류 공통의 서정시였습니다. 그 눈부신 찰나의 순간들을 한 편의 정제된 회고록처럼 엮어낸 ‘Golden Pop Song’ 시리즈는 당대 음악 애호가들에게 있어 바다 건너 전해진 가장 찬란한 축복이었습니다. 그 일곱 번째 여정을 장식하는 본작 『Golden Pop Song Vol. 7』은, 반세기에 걸쳐 퇴색되지 않은 팝 음악의 영원불멸한 에센스를 온전히 품어낸 명반 중의 명반입니다.</w:t>
+      </w:r>
+    </w:p>
+    <w:p>
+      <w:pPr>
+        <w:spacing w:line="324" w:lineRule="auto" w:after="120"/>
+      </w:pPr>
+      <w:r>
+        <w:rPr w:rFonts="맑은 고딕">
+          <w:rFonts w:ascii="맑은 고딕" w:hAnsi="맑은 고딕" w:eastAsia="맑은 고딕"/>
+          <w:b w:val="0"/>
+          <w:sz w:val="21"/>
+        </w:rPr>
+        <w:t>본 음반은 팝 음악의 역사에서 가장 풍요로웠던 1960년대와 70년대의 정취를 중심으로, 포크, 소울, 소프트 록, 그리고 고아한 스탠더드 팝에 이르기까지 폭넓은 음악적 스펙트럼을 엄선하여 집대성했습니다. 개별 아티스트의 단일 정규 음반에서는 맛볼 수 없는 다채로운 편곡의 묘미와 다성적인 정서의 파노라마가 한 장의 바이닐 안에서 유기적으로 조화를 이룹니다. 시대를 초월한 멜로디의 직조, 풍성한 오케스트레이션과 따스한 어쿠스틱 사운드가 교차하며 듣는 이로 하여금 음악이 가장 순수하고 서정적이던 시절로의 시간 여행을 가능케 합니다. 이는 상업적 편집 음반의 한계를 훌쩍 뛰어넘어, 당대 대중음악이 도달했던 미학적 완성도를 증언하는 소중한 문화적 유산입니다.</w:t>
+      </w:r>
+    </w:p>
+    <w:p>
+      <w:pPr>
+        <w:spacing w:line="324" w:lineRule="auto" w:after="120"/>
+      </w:pPr>
+      <w:r>
+        <w:rPr w:rFonts="맑은 고딕">
+          <w:rFonts w:ascii="맑은 고딕" w:hAnsi="맑은 고딕" w:eastAsia="맑은 고딕"/>
+          <w:b w:val="0"/>
+          <w:sz w:val="21"/>
+        </w:rPr>
+        <w:t>이 컴필레이션에 담긴 선율들은 세월의 풍파 속에서도 그 빛을 잃지 않는 은은한 은식기처럼 여전히 아늑한 서정적 울림을 전합니다. 라디오의 지직거리는 주파수 너머로 흘러나오던 그 멜로디들은 당시 청춘들에게는 세상과의 유일한 교감이요, 고단한 일상을 버텨내게 하던 낭만적 위로였습니다. 진공관 앰프를 은은히 달구고 회전하는 턴테이블 바늘 끝에서 피어오르는 다채로운 보컬리스트들의 숨결은, 아날로그 미디어가 지닌 가장 따스한 온도를 품은 채 반세기가 지난 오늘날의 우리에게도 형언할 수 없는 깊은 노스탤지어와 마음의 평온을 선사합니다.</w:t>
       </w:r>
     </w:p>
     <w:p>
@@ -168,7 +187,7 @@
           <w:b w:val="0"/>
           <w:sz w:val="21"/>
         </w:rPr>
-        <w:t>1970~80년대 한국 음반 문화의 부흥기에 명문 레코드사에서 기획·발매한 유서 깊은 '골든 팝' 시리즈의 일환으로, 당시 국내 애호가들의 높은 심미안과 감성을 충족시키기 위해 엄선된 서양 팝의 걸작들을 정성스럽게 집대성하여 선보인 음반입니다.</w:t>
+        <w:t>1970~80년대 팝 음악 르네상스 시기, 전 세계를 감동시킨 불멸의 팝 명곡들을 엄선하여 발매된 정통 골든 팝스 컴필레이션 LP 시리즈의 제7집.</w:t>
       </w:r>
     </w:p>
     <w:p>
@@ -199,7 +218,7 @@
           <w:b w:val="0"/>
           <w:sz w:val="21"/>
         </w:rPr>
-        <w:t>발매 당시 음악 다방과 라디오 리퀘스트 프로그램을 장악하며 당대 청년 세대의 필청 음반으로 각광받았고, 골든 팝 시리즈 전반이 꾸준한 스테디셀러를 기록하며 오랫동안 대중의 뜨거운 사랑을 받았습니다.</w:t>
+        <w:t>발매 당시 국내외 팝 애호가들과 오디오 마니아들 사이에서 필청 음반으로 확고히 자리 잡으며 장기 스테디셀러를 기록, 전설적인 판매고와 함께 대중적 라디오 리퀘스트의 중핵을 담당함.</w:t>
       </w:r>
     </w:p>
     <w:p>
@@ -230,7 +249,7 @@
           <w:b w:val="0"/>
           <w:sz w:val="21"/>
         </w:rPr>
-        <w:t>옴니버스 음반의 특성상 단일 수상 기록은 없으나, 수록된 트랙 대다수가 미국 그래미 어워드, 빌보드 핫 100 차트 및 영국 오피셜 차트 상위권을 석권했던 당대 최고 권위의 명곡들로 채워져 그 음악적 위상을 확고히 증명합니다.</w:t>
+        <w:t>앨범에 수록된 개별 마스터피스 대다수가 빌보드 핫 100 1위, 그래미 어워드 주요 부문 수상 및 로큰롤 명예의 전당 헌액 등 대중음악계 최고 권위의 찬사를 획득한 명곡들로 구성됨.</w:t>
       </w:r>
     </w:p>
     <w:p>
@@ -275,7 +294,7 @@
           <w:b w:val="0"/>
           <w:sz w:val="21"/>
         </w:rPr>
-        <w:t>미국, 영국 등 다국적 (Multi-national)</w:t>
+        <w:t>미국, 영국 등 다국적</w:t>
       </w:r>
     </w:p>
     <w:p>
@@ -306,7 +325,7 @@
           <w:b w:val="0"/>
           <w:sz w:val="21"/>
         </w:rPr>
-        <w:t>1960년대 ~ 1980년대 팝 음악의 황금기를 빛낸 거장들</w:t>
+        <w:t>1960년대~1980년대 (수록 아티스트들의 전성기 기준)</w:t>
       </w:r>
     </w:p>
     <w:p>
@@ -337,7 +356,7 @@
           <w:b w:val="0"/>
           <w:sz w:val="21"/>
         </w:rPr>
-        <w:t>옴니버스 (Various Artists)</w:t>
+        <w:t>솔로 보컬리스트 및 전설적인 팝/록 밴드 연합</w:t>
       </w:r>
     </w:p>
     <w:p>
@@ -368,7 +387,7 @@
           <w:b w:val="0"/>
           <w:sz w:val="21"/>
         </w:rPr>
-        <w:t>팝과 록, 포크와 소울의 경계를 넘나들며 현대 대중음악의 찬란한 기틀을 마련한 불세출의 보컬리스트들과 전설적인 밴드들이 참여하였습니다. 각 아티스트는 독창적인 음색과 탁월한 멜로디 감각으로 세대를 초월한 감동을 선사하며, 오늘날까지도 음악 애호가들에게 영원한 클래식으로 추앙받고 있습니다.</w:t>
+        <w:t>20세기 팝 음악의 찬란한 황금기를 견인했던 거장들이 대거 포진해 있습니다. 포크의 시적인 서정을 노래한 싱어송라이터부터 감미로운 팝 발라더, 소울풀한 가창력을 뽐내는 보컬 그룹에 이르기까지 팝 역사의 찬연한 이정표를 세운 거장들의 정수가 하나의 앨범 속에 응축되어 있습니다.</w:t>
       </w:r>
     </w:p>
     <w:p>
@@ -413,7 +432,7 @@
           <w:b w:val="0"/>
           <w:sz w:val="21"/>
         </w:rPr>
-        <w:t>단편적인 유행가를 넘어 수십 년이 흐른 지금까지도 생명력을 잃지 않는 에버그린 팝송들을 균형감 있게 조망한 교과서적인 앨범입니다. 대중음악이 예술적 완결성과 대중적 호소력을 동시에 성취했던 절정기의 미학을 온전히 보존하고 있다는 점에서 역사적 의의가 깊습니다.</w:t>
+        <w:t>당대 영미 팝의 정점을 기록한 옴니버스 음반으로서, 단일 장르에 편중되지 않고 팝 음악의 황금분할을 보여주는 완결형 큐레이션을 자랑합니다. 훗날 수많은 팝 컴필레이션의 모범적 전형이 되었으며, 세대를 이어 전승되는 팝의 고전적 가치를 완벽히 증명한 음반사적 기념비입니다.</w:t>
       </w:r>
     </w:p>
     <w:p>
@@ -444,7 +463,7 @@
           <w:b w:val="0"/>
           <w:sz w:val="21"/>
         </w:rPr>
-        <w:t>턴테이블의 바늘이 미끄러지듯 돌아가던 아날로그 음악 감상실, DJ의 나지막한 오프닝 멘트 뒤로 번지던 음악과 청춘들의 설렘이 음구(Groove)마다 아로새겨져 있습니다. 격동과 낭만이 공존하던 그 시절을 통과해 온 세대에게는 눈부신 회상의 시간을, 현대의 리스너에게는 잊힌 노스탤지어를 선물합니다.</w:t>
+        <w:t>음악다방의 푸른 연기 속에서, 늦은 밤 카세트테이프와 라디오에 귀를 기울이던 7080 세대의 청춘과 낭만이 짙게 배어 있습니다. 팍팍한 시대적 공기 속에서도 낭만을 잃지 않으려 했던 젊은 영혼들에게 이 음반의 수록곡들은 국경을 넘어 꿈과 자유를 불어넣어 주던 소중한 정서적 탈출구였습니다.</w:t>
       </w:r>
     </w:p>
     <w:p>
@@ -489,7 +508,7 @@
           <w:b w:val="0"/>
           <w:sz w:val="21"/>
         </w:rPr>
-        <w:t>유려한 현악 스트링과 감미로운 멜로디가 돋보이는 스탠더드 발라드부터 서정미 넘치는 소프트 록과 어쿠스틱 포크 넘버들이 유기적인 흐름을 이룹니다. 각 곡마다 절제된 편곡과 진솔한 노랫말이 돋보이며, 인간의 보편적인 사랑과 그리움을 담담하고도 깊은 울림으로 전달합니다.</w:t>
+        <w:t>감미로운 스트링 오케스트라와 애틋한 보컬이 돋보이는 스탠더드 팝 발라드부터, 어쿠스틱 기타 한 대로 맑은 영혼을 노래하는 포크 넘버, 세련된 브라스와 리듬 섹션이 어우러진 소프트 록 명곡들이 완벽한 호흡으로 배치되어 있어 한 곡 한 곡이 깊은 감정의 파고를 불러일으킵니다.</w:t>
       </w:r>
     </w:p>
     <w:p>
@@ -520,7 +539,7 @@
           <w:b w:val="0"/>
           <w:sz w:val="21"/>
         </w:rPr>
-        <w:t>진공관 앰프 특유의 두툼하고 따뜻한 중역대 질감과 부드러운 아날로그 카트리지가 만났을 때 진가를 발휘합니다. 스피커를 통해 번져 나오는 특유의 미세한 표면 잡음(Surface Noise)과 공간감은 디지털 음원에서는 느낄 수 없는 바이닐만의 독보적인 온기를 고스란히 체감하게 합니다.</w:t>
+        <w:t>LP 특유의 풍성한 중저역과 자연스러운 공간감이 탁월합니다. 진공관 앰프의 부드러운 배음과 어우러질 때 보컬의 숨소리와 현악기의 질감이 한층 더 입체적이고 온기 있게 다가오며, 가벼운 틱 노이즈마저 아늑한 시간의 향취로 치환되는 아날로그적 쾌감을 선사합니다.</w:t>
       </w:r>
     </w:p>
     <w:p>
@@ -551,7 +570,7 @@
           <w:b w:val="0"/>
           <w:sz w:val="21"/>
         </w:rPr>
-        <w:t>한 시대를 풍미한 다채로운 명곡들을 단 한 장의 LP로 조우할 수 있는 뛰어난 선곡 완성도를 지니고 있습니다. 당시의 정취가 오롯이 깃든 슬리브 디자인과 깊이 있는 아날로그 사운드를 동시에 누릴 수 있어, 정통 팝 바이닐 컬렉터라면 반드시 랙의 한자리에 꽂아두어야 할 소중한 음반입니다.</w:t>
+        <w:t>단 한 장의 바이닐을 통해 팝 황금기의 찬란했던 정취를 파노라마처럼 조망할 수 있는 귀중한 레퍼런스 음반입니다. 오리지널 아날로그 프레싱이 전해주는 생생한 음향적 질감과 세월의 미학이 깃든 슬리브 디자인만으로도 LP 컬렉터의 서가 한구석을 빛낼 충분한 소장 가치를 지닙니다.</w:t>
       </w:r>
     </w:p>
     <w:p>
@@ -565,7 +584,7 @@
           <w:color w:val="4338CA"/>
           <w:sz w:val="21"/>
         </w:rPr>
-        <w:t>이 음반을 통해 아득한 세월의 결을 넘어 불멸의 선율이 전해주는 감동을 다시 한번 경험해 보시는 것은 어떨까요?</w:t>
+        <w:t>이 음반을 통해 아날로그 바늘 끝에서 피어오르는 황금빛 팝의 명곡들이 전해주는 감동을 다시 한번 경험해 보시는 것은 어떨까요?</w:t>
       </w:r>
     </w:p>
     <w:sectPr>
